--- a/src/templates/don-bao-luu.docx
+++ b/src/templates/don-bao-luu.docx
@@ -1032,13 +1032,7 @@
           <w:rFonts w:hint="default"/>
           <w:lang w:val="vi-VN"/>
         </w:rPr>
-        <w:t xml:space="preserve"> {SO_HOC_KY_BAO_LUU}</w:t>
-      </w:r>
-      <w:r>
-        <w:rPr>
-          <w:spacing w:val="40"/>
-        </w:rPr>
-        <w:t xml:space="preserve"> </w:t>
+        <w:t xml:space="preserve"> {SO_HOC_KY_BAO_LUU} </w:t>
       </w:r>
       <w:r>
         <w:t>học</w:t>
@@ -1075,13 +1069,7 @@
           <w:rFonts w:hint="default"/>
           <w:lang w:val="vi-VN"/>
         </w:rPr>
-        <w:t xml:space="preserve"> {THANG_BAT_DAU}</w:t>
-      </w:r>
-      <w:r>
-        <w:rPr>
-          <w:spacing w:val="80"/>
-        </w:rPr>
-        <w:t xml:space="preserve"> </w:t>
+        <w:t xml:space="preserve"> {THANG_BAT_DAU} </w:t>
       </w:r>
       <w:r>
         <w:t>năm</w:t>
@@ -1091,13 +1079,7 @@
           <w:rFonts w:hint="default"/>
           <w:lang w:val="vi-VN"/>
         </w:rPr>
-        <w:t xml:space="preserve"> {NAM_BAT_DAU}</w:t>
-      </w:r>
-      <w:r>
-        <w:rPr>
-          <w:spacing w:val="40"/>
-        </w:rPr>
-        <w:t xml:space="preserve"> </w:t>
+        <w:t xml:space="preserve"> {NAM_BAT_DAU} </w:t>
       </w:r>
       <w:r>
         <w:t>đến</w:t>
@@ -1116,13 +1098,7 @@
           <w:rFonts w:hint="default"/>
           <w:lang w:val="vi-VN"/>
         </w:rPr>
-        <w:t xml:space="preserve"> {THANG_KET_THUC}</w:t>
-      </w:r>
-      <w:r>
-        <w:rPr>
-          <w:spacing w:val="40"/>
-        </w:rPr>
-        <w:t xml:space="preserve"> </w:t>
+        <w:t xml:space="preserve"> {THANG_KET_THUC} </w:t>
       </w:r>
       <w:r>
         <w:t>năm</w:t>
@@ -1172,8 +1148,6 @@
         </w:rPr>
         <w:t>: {LY_DO}</w:t>
       </w:r>
-      <w:bookmarkStart w:id="0" w:name="_GoBack"/>
-      <w:bookmarkEnd w:id="0"/>
     </w:p>
     <w:p>
       <w:pPr>
@@ -1209,6 +1183,8 @@
       <w:r>
         <w:t>chấp</w:t>
       </w:r>
+      <w:bookmarkStart w:id="0" w:name="_GoBack"/>
+      <w:bookmarkEnd w:id="0"/>
       <w:r>
         <w:rPr>
           <w:spacing w:val="-1"/>

--- a/src/templates/don-bao-luu.docx
+++ b/src/templates/don-bao-luu.docx
@@ -1183,8 +1183,6 @@
       <w:r>
         <w:t>chấp</w:t>
       </w:r>
-      <w:bookmarkStart w:id="0" w:name="_GoBack"/>
-      <w:bookmarkEnd w:id="0"/>
       <w:r>
         <w:rPr>
           <w:spacing w:val="-1"/>
@@ -1632,6 +1630,7 @@
               <w:jc w:val="center"/>
               <w:rPr>
                 <w:b/>
+                <w:spacing w:val="-5"/>
                 <w:sz w:val="26"/>
               </w:rPr>
             </w:pPr>
@@ -1672,6 +1671,85 @@
                 <w:sz w:val="26"/>
               </w:rPr>
               <w:t>đơn</w:t>
+            </w:r>
+          </w:p>
+          <w:p>
+            <w:pPr>
+              <w:pStyle w:val="8"/>
+              <w:spacing w:before="1"/>
+              <w:ind w:left="356" w:right="39"/>
+              <w:jc w:val="center"/>
+              <w:rPr>
+                <w:b/>
+                <w:spacing w:val="-5"/>
+                <w:sz w:val="26"/>
+              </w:rPr>
+            </w:pPr>
+          </w:p>
+          <w:p>
+            <w:pPr>
+              <w:pStyle w:val="8"/>
+              <w:spacing w:before="1"/>
+              <w:ind w:left="356" w:right="39"/>
+              <w:jc w:val="center"/>
+              <w:rPr>
+                <w:rFonts w:hint="default"/>
+                <w:b/>
+                <w:spacing w:val="-5"/>
+                <w:sz w:val="26"/>
+                <w:lang w:val="en-US"/>
+              </w:rPr>
+            </w:pPr>
+            <w:r>
+              <w:rPr>
+                <w:rFonts w:hint="default"/>
+                <w:b/>
+                <w:spacing w:val="-5"/>
+                <w:sz w:val="26"/>
+                <w:lang w:val="en-US"/>
+              </w:rPr>
+              <w:t>{%ANH_THE}</w:t>
+            </w:r>
+          </w:p>
+          <w:p>
+            <w:pPr>
+              <w:pStyle w:val="8"/>
+              <w:spacing w:before="1"/>
+              <w:ind w:left="356" w:right="39"/>
+              <w:jc w:val="center"/>
+              <w:rPr>
+                <w:rFonts w:hint="default"/>
+                <w:b/>
+                <w:spacing w:val="-5"/>
+                <w:sz w:val="26"/>
+                <w:lang w:val="en-US"/>
+              </w:rPr>
+            </w:pPr>
+          </w:p>
+          <w:p>
+            <w:pPr>
+              <w:pStyle w:val="8"/>
+              <w:spacing w:before="1"/>
+              <w:ind w:left="356" w:right="39"/>
+              <w:jc w:val="center"/>
+              <w:rPr>
+                <w:rFonts w:hint="default"/>
+                <w:b/>
+                <w:spacing w:val="-5"/>
+                <w:sz w:val="26"/>
+                <w:lang w:val="en-US"/>
+              </w:rPr>
+            </w:pPr>
+            <w:r>
+              <w:rPr>
+                <w:rFonts w:hint="default"/>
+                <w:b w:val="0"/>
+                <w:bCs/>
+                <w:spacing w:val="-5"/>
+                <w:sz w:val="26"/>
+                <w:lang w:val="en-US"/>
+              </w:rPr>
+              <w:t>{HO_TEN}</w:t>
             </w:r>
           </w:p>
         </w:tc>
@@ -1949,7 +2027,10 @@
         </w:tc>
       </w:tr>
     </w:tbl>
-    <w:p/>
+    <w:p>
+      <w:bookmarkStart w:id="0" w:name="_GoBack"/>
+      <w:bookmarkEnd w:id="0"/>
+    </w:p>
     <w:sectPr>
       <w:type w:val="continuous"/>
       <w:pgSz w:w="11910" w:h="16840"/>
